--- a/学科资料/大物上实验合辑/大物实验报告（开源）/奥式黏度计测定液体动力黏度.docx
+++ b/学科资料/大物上实验合辑/大物实验报告（开源）/奥式黏度计测定液体动力黏度.docx
@@ -37,7 +37,7 @@
           <w:rFonts w:hint="eastAsia"/>
           <w:lang w:val="en-US" w:eastAsia="zh-CN"/>
         </w:rPr>
-        <w:t>202330453151 16 于博宇 计类二班</w:t>
+        <w:t/>
       </w:r>
     </w:p>
     <w:p>
